--- a/backend-python/docs/forms/termo_uso_de_imagem.docx
+++ b/backend-python/docs/forms/termo_uso_de_imagem.docx
@@ -19,8 +19,6 @@
           <w:szCs w:val="20"/>
         </w:rPr>
       </w:pPr>
-      <w:bookmarkStart w:id="0" w:name="_GoBack"/>
-      <w:bookmarkEnd w:id="0"/>
       <w:r>
         <w:rPr>
           <w:rFonts w:ascii="Times New Roman" w:eastAsia="Times New Roman" w:hAnsi="Times New Roman" w:cs="Times New Roman"/>
@@ -492,15 +490,7 @@
           <w:sz w:val="28"/>
           <w:szCs w:val="28"/>
         </w:rPr>
-        <w:t>São Paulo, AUTORIZO o uso de minha imagem em todo e qualquer material entre fotos e documentos, para serem utilizadas em campanhas promocionais e institucionais da ONG SEMENTES DO AMANHÃ, com sede à rua João Pires de Camargo, nº 207 – Jardim Mirna - Taboão</w:t>
-      </w:r>
-      <w:r>
-        <w:rPr>
-          <w:color w:val="000000"/>
-          <w:sz w:val="28"/>
-          <w:szCs w:val="28"/>
-        </w:rPr>
-        <w:t xml:space="preserve"> da Serra/SP. Sejam essas destinadas à divulgação ao público em geral. A presente autorização é concedida a </w:t>
+        <w:t xml:space="preserve">São Paulo, AUTORIZO o uso de minha imagem em todo e qualquer material entre fotos e documentos, para serem utilizadas em campanhas promocionais e institucionais da ONG SEMENTES DO AMANHÃ, com sede à rua João Pires de Camargo, nº 207 – Jardim Mirna - Taboão da Serra/SP. Sejam essas destinadas à divulgação ao público em geral. A presente autorização é concedida a </w:t>
       </w:r>
       <w:r>
         <w:rPr>
@@ -515,15 +505,7 @@
           <w:sz w:val="28"/>
           <w:szCs w:val="28"/>
         </w:rPr>
-        <w:t xml:space="preserve"> gratuito, abrangendo o uso da imagem acima mencionada em todo o território nacional e no exterior, em toda e qualquer mídia impressa ou digit</w:t>
-      </w:r>
-      <w:r>
-        <w:rPr>
-          <w:color w:val="000000"/>
-          <w:sz w:val="28"/>
-          <w:szCs w:val="28"/>
-        </w:rPr>
-        <w:t>al. Por esta ser a expressão da minha vontade declaro que autorizo o uso acima descrito sem que nada haja a ser reclamado a título de direitos conexos à minha imagem ou a qualquer outro, e assino a presente autorização em 02 vias de igual teor e forma.</w:t>
+        <w:t xml:space="preserve"> gratuito, abrangendo o uso da imagem acima mencionada em todo o território nacional e no exterior, em toda e qualquer mídia impressa ou digital. Por esta ser a expressão da minha vontade declaro que autorizo o uso acima descrito sem que nada haja a ser reclamado a título de direitos conexos à minha imagem ou a qualquer outro, e assino a presente autorização em 02 vias de igual teor e forma.</w:t>
       </w:r>
     </w:p>
     <w:p>
@@ -570,7 +552,129 @@
           <w:szCs w:val="28"/>
         </w:rPr>
       </w:pPr>
-      <w:bookmarkStart w:id="1" w:name="_heading=h.1vde757fppts" w:colFirst="0" w:colLast="0"/>
+      <w:bookmarkStart w:id="0" w:name="_heading=h.1vde757fppts" w:colFirst="0" w:colLast="0"/>
+      <w:bookmarkEnd w:id="0"/>
+      <w:r>
+        <w:rPr>
+          <w:color w:val="000000"/>
+          <w:sz w:val="28"/>
+          <w:szCs w:val="28"/>
+        </w:rPr>
+        <w:t>(</w:t>
+      </w:r>
+      <w:r>
+        <w:rPr>
+          <w:color w:val="000000"/>
+          <w:sz w:val="28"/>
+          <w:szCs w:val="28"/>
+        </w:rPr>
+        <w:t xml:space="preserve"> </w:t>
+      </w:r>
+      <w:r>
+        <w:rPr>
+          <w:color w:val="000000"/>
+          <w:sz w:val="28"/>
+          <w:szCs w:val="28"/>
+        </w:rPr>
+        <w:t>{{autorizacao_imagem_autoriza}}</w:t>
+      </w:r>
+      <w:r>
+        <w:rPr>
+          <w:color w:val="000000"/>
+          <w:sz w:val="28"/>
+          <w:szCs w:val="28"/>
+        </w:rPr>
+        <w:t xml:space="preserve"> </w:t>
+      </w:r>
+      <w:r>
+        <w:rPr>
+          <w:color w:val="000000"/>
+          <w:sz w:val="28"/>
+          <w:szCs w:val="28"/>
+        </w:rPr>
+        <w:t>)</w:t>
+      </w:r>
+      <w:r>
+        <w:rPr>
+          <w:color w:val="000000"/>
+          <w:sz w:val="28"/>
+          <w:szCs w:val="28"/>
+        </w:rPr>
+        <w:t xml:space="preserve"> </w:t>
+      </w:r>
+      <w:r>
+        <w:rPr>
+          <w:color w:val="000000"/>
+          <w:sz w:val="28"/>
+          <w:szCs w:val="28"/>
+        </w:rPr>
+        <w:t>AUTORIZO o uso de imagem em todo e qualquer material entre fotos e documentos.</w:t>
+      </w:r>
+      <w:r>
+        <w:rPr>
+          <w:color w:val="000000"/>
+          <w:sz w:val="28"/>
+          <w:szCs w:val="28"/>
+        </w:rPr>
+        <w:br/>
+      </w:r>
+      <w:r>
+        <w:rPr>
+          <w:color w:val="000000"/>
+          <w:sz w:val="28"/>
+          <w:szCs w:val="28"/>
+        </w:rPr>
+        <w:br/>
+      </w:r>
+      <w:r>
+        <w:rPr>
+          <w:color w:val="000000"/>
+          <w:sz w:val="28"/>
+          <w:szCs w:val="28"/>
+        </w:rPr>
+        <w:t>(</w:t>
+      </w:r>
+      <w:r>
+        <w:rPr>
+          <w:color w:val="000000"/>
+          <w:sz w:val="28"/>
+          <w:szCs w:val="28"/>
+        </w:rPr>
+        <w:t xml:space="preserve"> </w:t>
+      </w:r>
+      <w:r>
+        <w:rPr>
+          <w:color w:val="000000"/>
+          <w:sz w:val="28"/>
+          <w:szCs w:val="28"/>
+        </w:rPr>
+        <w:t>{{autorizacao_imagem_</w:t>
+      </w:r>
+      <w:r>
+        <w:rPr>
+          <w:color w:val="000000"/>
+          <w:sz w:val="28"/>
+          <w:szCs w:val="28"/>
+        </w:rPr>
+        <w:t>nao_</w:t>
+      </w:r>
+      <w:r>
+        <w:rPr>
+          <w:color w:val="000000"/>
+          <w:sz w:val="28"/>
+          <w:szCs w:val="28"/>
+        </w:rPr>
+        <w:t>autoriza}}</w:t>
+      </w:r>
+      <w:r>
+        <w:rPr>
+          <w:color w:val="000000"/>
+          <w:sz w:val="28"/>
+          <w:szCs w:val="28"/>
+        </w:rPr>
+        <w:t xml:space="preserve"> </w:t>
+      </w:r>
+      <w:bookmarkStart w:id="1" w:name="_GoBack"/>
       <w:bookmarkEnd w:id="1"/>
       <w:r>
         <w:rPr>
@@ -578,100 +682,15 @@
           <w:sz w:val="28"/>
           <w:szCs w:val="28"/>
         </w:rPr>
-        <w:t>(</w:t>
-      </w:r>
-      <w:r>
-        <w:rPr>
-          <w:b/>
-          <w:bCs/>
-          <w:color w:val="000000"/>
-          <w:sz w:val="28"/>
-          <w:szCs w:val="28"/>
-        </w:rPr>
-        <w:t>{{</w:t>
-      </w:r>
-      <w:r>
-        <w:rPr>
-          <w:b/>
-          <w:bCs/>
-          <w:color w:val="000000"/>
-          <w:sz w:val="28"/>
-          <w:szCs w:val="28"/>
-        </w:rPr>
-        <w:t>autorizacao_imagem_autoriza</w:t>
-      </w:r>
-      <w:r>
-        <w:rPr>
-          <w:b/>
-          <w:bCs/>
-          <w:color w:val="000000"/>
-          <w:sz w:val="28"/>
-          <w:szCs w:val="28"/>
-        </w:rPr>
-        <w:t>}}</w:t>
-      </w:r>
-      <w:r>
-        <w:rPr>
-          <w:color w:val="000000"/>
-          <w:sz w:val="28"/>
-          <w:szCs w:val="28"/>
-        </w:rPr>
-        <w:t>) AUTORIZO o uso de imagem em todo e qualquer material entre fotos e documentos.</w:t>
-      </w:r>
-      <w:r>
-        <w:rPr>
-          <w:color w:val="000000"/>
-          <w:sz w:val="28"/>
-          <w:szCs w:val="28"/>
-        </w:rPr>
-        <w:br/>
-      </w:r>
-      <w:r>
-        <w:rPr>
-          <w:color w:val="000000"/>
-          <w:sz w:val="28"/>
-          <w:szCs w:val="28"/>
-        </w:rPr>
-        <w:br/>
-        <w:t>(</w:t>
-      </w:r>
-      <w:r>
-        <w:rPr>
-          <w:b/>
-          <w:bCs/>
-          <w:color w:val="000000"/>
-          <w:sz w:val="28"/>
-          <w:szCs w:val="28"/>
-        </w:rPr>
-        <w:t>{{</w:t>
-      </w:r>
-      <w:r>
-        <w:rPr>
-          <w:b/>
-          <w:bCs/>
-          <w:color w:val="000000"/>
-          <w:sz w:val="28"/>
-          <w:szCs w:val="28"/>
-        </w:rPr>
-        <w:t>autorizacao_imagem_nao_autoriza</w:t>
-      </w:r>
-      <w:r>
-        <w:rPr>
-          <w:b/>
-          <w:bCs/>
-          <w:color w:val="000000"/>
-          <w:sz w:val="28"/>
-          <w:szCs w:val="28"/>
-        </w:rPr>
-        <w:t>}}</w:t>
-      </w:r>
-      <w:r>
-        <w:rPr>
-          <w:color w:val="000000"/>
-          <w:sz w:val="28"/>
-          <w:szCs w:val="28"/>
-        </w:rPr>
-        <w:t>) NÃO AUTORIZO o uso de imagem.</w:t>
+        <w:t>)</w:t>
+      </w:r>
+      <w:r>
+        <w:rPr>
+          <w:color w:val="000000"/>
+          <w:sz w:val="28"/>
+          <w:szCs w:val="28"/>
+        </w:rPr>
+        <w:t xml:space="preserve"> NÃO AUTORIZO o uso de imagem.</w:t>
       </w:r>
     </w:p>
     <w:p>
@@ -1019,7 +1038,7 @@
             </wp:anchor>
           </w:drawing>
         </mc:Choice>
-        <mc:Fallback xmlns:cr="http://schemas.microsoft.com/office/comments/2020/reactions" xmlns="http://schemas.microsoft.com/office/tasks/2019/documenttasks" xmlns:dgm="http://schemas.openxmlformats.org/drawingml/2006/diagram" xmlns:lc="http://schemas.openxmlformats.org/drawingml/2006/lockedCanvas" xmlns:c="http://schemas.openxmlformats.org/drawingml/2006/chart" xmlns:pic="http://schemas.openxmlformats.org/drawingml/2006/picture" xmlns:a="http://schemas.openxmlformats.org/drawingml/2006/main" xmlns:sl="http://schemas.openxmlformats.org/schemaLibrary/2006/main">
+        <mc:Fallback xmlns:sl="http://schemas.openxmlformats.org/schemaLibrary/2006/main" xmlns:a="http://schemas.openxmlformats.org/drawingml/2006/main" xmlns:pic="http://schemas.openxmlformats.org/drawingml/2006/picture" xmlns:c="http://schemas.openxmlformats.org/drawingml/2006/chart" xmlns:lc="http://schemas.openxmlformats.org/drawingml/2006/lockedCanvas" xmlns:dgm="http://schemas.openxmlformats.org/drawingml/2006/diagram" xmlns="http://schemas.microsoft.com/office/tasks/2019/documenttasks" xmlns:cr="http://schemas.microsoft.com/office/comments/2020/reactions">
           <w:drawing>
             <wp:anchor allowOverlap="1" behindDoc="1" distB="0" distT="0" distL="0" distR="0" hidden="0" layoutInCell="1" locked="0" relativeHeight="0" simplePos="0">
               <wp:simplePos x="0" y="0"/>
